--- a/07 - ITplus/02 - Opdrachten/07 - Raspberry Pi als Wordpress server/Logboek; Installatie OS.docx
+++ b/07 - ITplus/02 - Opdrachten/07 - Raspberry Pi als Wordpress server/Logboek; Installatie OS.docx
@@ -67,15 +67,7 @@
         <w:t xml:space="preserve">: </w:t>
       </w:r>
       <w:r>
-        <w:t xml:space="preserve">Ik wil de </w:t>
-      </w:r>
-      <w:proofErr w:type="gramStart"/>
-      <w:r>
-        <w:t>Desktop versie</w:t>
-      </w:r>
-      <w:proofErr w:type="gramEnd"/>
-      <w:r>
-        <w:t xml:space="preserve"> zodat ik makkelijker kan zien wat er gebeurt</w:t>
+        <w:t>Ik wil de Desktop versie zodat ik makkelijker kan zien wat er gebeurt</w:t>
       </w:r>
       <w:r>
         <w:t>.</w:t>
@@ -147,6 +139,9 @@
         <w:ind w:left="360"/>
       </w:pPr>
       <w:r>
+        <w:rPr>
+          <w:noProof/>
+        </w:rPr>
         <w:drawing>
           <wp:inline distT="0" distB="0" distL="0" distR="0" wp14:anchorId="42E89A86" wp14:editId="66F1F0E6">
             <wp:extent cx="5760720" cy="3098165"/>
@@ -217,15 +212,7 @@
         <w:t xml:space="preserve"> </w:t>
       </w:r>
       <w:r>
-        <w:t xml:space="preserve">Het </w:t>
-      </w:r>
-      <w:proofErr w:type="spellStart"/>
-      <w:r>
-        <w:t>flashen</w:t>
-      </w:r>
-      <w:proofErr w:type="spellEnd"/>
-      <w:r>
-        <w:t xml:space="preserve"> van het OS op de SD-kaart, ik heb dit al heel vaak gedaan.</w:t>
+        <w:t>Het flashen van het OS op de SD-kaart, ik heb dit al heel vaak gedaan.</w:t>
       </w:r>
     </w:p>
     <w:p>
@@ -243,23 +230,7 @@
         <w:t>Waar liep ik vast:</w:t>
       </w:r>
       <w:r>
-        <w:t xml:space="preserve"> Het verbinden via SSH, ik kreeg een '</w:t>
-      </w:r>
-      <w:proofErr w:type="spellStart"/>
-      <w:r>
-        <w:t>connection</w:t>
-      </w:r>
-      <w:proofErr w:type="spellEnd"/>
-      <w:r>
-        <w:t xml:space="preserve"> </w:t>
-      </w:r>
-      <w:proofErr w:type="spellStart"/>
-      <w:r>
-        <w:t>refused</w:t>
-      </w:r>
-      <w:proofErr w:type="spellEnd"/>
-      <w:r>
-        <w:t>'</w:t>
+        <w:t xml:space="preserve"> Het verbinden via SSH, ik kreeg een 'connection refused'</w:t>
       </w:r>
       <w:r>
         <w:t>, dit komt omdat ik het verkeerde IP-adres had ingegeven.</w:t>
@@ -392,53 +363,6 @@
         <w:t xml:space="preserve"> </w:t>
       </w:r>
       <w:hyperlink r:id="rId9" w:history="1">
-        <w:r>
-          <w:rPr>
-            <w:rStyle w:val="Hyperlink"/>
-          </w:rPr>
-          <w:t>https://projects.raspberrypi.org/en/projects/lamp-web-server-with-wordpress</w:t>
-        </w:r>
-      </w:hyperlink>
-    </w:p>
-    <w:p>
-      <w:pPr>
-        <w:numPr>
-          <w:ilvl w:val="0"/>
-          <w:numId w:val="4"/>
-        </w:numPr>
-      </w:pPr>
-      <w:r>
-        <w:rPr>
-          <w:b/>
-          <w:bCs/>
-        </w:rPr>
-        <w:t>Kritiek:</w:t>
-      </w:r>
-      <w:r>
-        <w:t xml:space="preserve"> </w:t>
-      </w:r>
-      <w:r>
-        <w:t>Het verwijst je steeds door naar een andere pagina, dat is zeer frustrerend</w:t>
-      </w:r>
-    </w:p>
-    <w:p>
-      <w:pPr>
-        <w:numPr>
-          <w:ilvl w:val="0"/>
-          <w:numId w:val="4"/>
-        </w:numPr>
-      </w:pPr>
-      <w:r>
-        <w:rPr>
-          <w:b/>
-          <w:bCs/>
-        </w:rPr>
-        <w:t>Definitieve bron:</w:t>
-      </w:r>
-      <w:r>
-        <w:t xml:space="preserve"> </w:t>
-      </w:r>
-      <w:hyperlink r:id="rId10" w:history="1">
         <w:r>
           <w:rPr>
             <w:rStyle w:val="Hyperlink"/>
@@ -449,7 +373,66 @@
     </w:p>
     <w:p>
       <w:pPr>
-        <w:ind w:left="360"/>
+        <w:numPr>
+          <w:ilvl w:val="0"/>
+          <w:numId w:val="4"/>
+        </w:numPr>
+      </w:pPr>
+      <w:r>
+        <w:rPr>
+          <w:b/>
+          <w:bCs/>
+        </w:rPr>
+        <w:t>Kritiek:</w:t>
+      </w:r>
+      <w:r>
+        <w:t xml:space="preserve"> </w:t>
+      </w:r>
+      <w:r>
+        <w:t>Het werkte niet op die manier maar op de manier van de definiteive bron.</w:t>
+      </w:r>
+    </w:p>
+    <w:p>
+      <w:pPr>
+        <w:ind w:left="720"/>
+      </w:pPr>
+      <w:r>
+        <w:rPr>
+          <w:b/>
+          <w:bCs/>
+        </w:rPr>
+        <w:t>Definitieve bron:</w:t>
+      </w:r>
+      <w:r>
+        <w:t xml:space="preserve"> </w:t>
+      </w:r>
+      <w:hyperlink r:id="rId10" w:history="1">
+        <w:r>
+          <w:rPr>
+            <w:rStyle w:val="Hyperlink"/>
+          </w:rPr>
+          <w:t>https://projects.raspberr</w:t>
+        </w:r>
+        <w:r>
+          <w:rPr>
+            <w:rStyle w:val="Hyperlink"/>
+          </w:rPr>
+          <w:t>y</w:t>
+        </w:r>
+        <w:r>
+          <w:rPr>
+            <w:rStyle w:val="Hyperlink"/>
+          </w:rPr>
+          <w:t>pi.org/en/projects/lamp-web-server-with-wordpress</w:t>
+        </w:r>
+      </w:hyperlink>
+      <w:r>
+        <w:t xml:space="preserve"> </w:t>
+      </w:r>
+    </w:p>
+    <w:p>
+      <w:pPr>
+        <w:ind w:left="720"/>
       </w:pPr>
       <w:r>
         <w:t>Deze bron is zeer duidelijk</w:t>
@@ -503,15 +486,52 @@
         <w:t>Observatie:</w:t>
       </w:r>
       <w:r>
-        <w:t xml:space="preserve"> Ik zag de standaard Apache "It </w:t>
-      </w:r>
-      <w:proofErr w:type="spellStart"/>
-      <w:r>
-        <w:t>works</w:t>
-      </w:r>
-      <w:proofErr w:type="spellEnd"/>
-      <w:r>
-        <w:t>!" pagina. Dit bevestigde dat de webserver draait.</w:t>
+        <w:t xml:space="preserve"> Ik zag de standaard Apache "It works!" pagina. Dit bevestigde dat </w:t>
+      </w:r>
+      <w:r>
+        <w:t>Apache nu juist is geinstalleerd.</w:t>
+      </w:r>
+    </w:p>
+    <w:p>
+      <w:pPr>
+        <w:ind w:left="720"/>
+      </w:pPr>
+      <w:r>
+        <w:drawing>
+          <wp:inline distT="0" distB="0" distL="0" distR="0" wp14:anchorId="42A3E7EE" wp14:editId="734127CE">
+            <wp:extent cx="5760720" cy="3782695"/>
+            <wp:effectExtent l="0" t="0" r="0" b="8255"/>
+            <wp:docPr id="728069590" name="Picture 1"/>
+            <wp:cNvGraphicFramePr>
+              <a:graphicFrameLocks xmlns:a="http://schemas.openxmlformats.org/drawingml/2006/main" noChangeAspect="1"/>
+            </wp:cNvGraphicFramePr>
+            <a:graphic xmlns:a="http://schemas.openxmlformats.org/drawingml/2006/main">
+              <a:graphicData uri="http://schemas.openxmlformats.org/drawingml/2006/picture">
+                <pic:pic xmlns:pic="http://schemas.openxmlformats.org/drawingml/2006/picture">
+                  <pic:nvPicPr>
+                    <pic:cNvPr id="728069590" name=""/>
+                    <pic:cNvPicPr/>
+                  </pic:nvPicPr>
+                  <pic:blipFill>
+                    <a:blip r:embed="rId11"/>
+                    <a:stretch>
+                      <a:fillRect/>
+                    </a:stretch>
+                  </pic:blipFill>
+                  <pic:spPr>
+                    <a:xfrm>
+                      <a:off x="0" y="0"/>
+                      <a:ext cx="5760720" cy="3782695"/>
+                    </a:xfrm>
+                    <a:prstGeom prst="rect">
+                      <a:avLst/>
+                    </a:prstGeom>
+                  </pic:spPr>
+                </pic:pic>
+              </a:graphicData>
+            </a:graphic>
+          </wp:inline>
+        </w:drawing>
       </w:r>
     </w:p>
     <w:p>
@@ -522,7 +542,14 @@
         </w:numPr>
       </w:pPr>
       <w:r>
-        <w:t>[Screenshot "It Works" pagina]</w:t>
+        <w:rPr>
+          <w:b/>
+          <w:bCs/>
+        </w:rPr>
+        <w:t>Stap:</w:t>
+      </w:r>
+      <w:r>
+        <w:t xml:space="preserve"> Database aanmaken (MariaDB).</w:t>
       </w:r>
     </w:p>
     <w:p>
@@ -537,18 +564,10 @@
           <w:b/>
           <w:bCs/>
         </w:rPr>
-        <w:t>Stap:</w:t>
-      </w:r>
-      <w:r>
-        <w:t xml:space="preserve"> Database aanmaken (</w:t>
-      </w:r>
-      <w:proofErr w:type="spellStart"/>
-      <w:r>
-        <w:t>MariaDB</w:t>
-      </w:r>
-      <w:proofErr w:type="spellEnd"/>
-      <w:r>
-        <w:t>).</w:t>
+        <w:t>Probleem:</w:t>
+      </w:r>
+      <w:r>
+        <w:t xml:space="preserve"> Ik moest een veilig wachtwoord kiezen voor de MySQL root user.</w:t>
       </w:r>
     </w:p>
     <w:p>
@@ -557,24 +576,55 @@
           <w:ilvl w:val="0"/>
           <w:numId w:val="5"/>
         </w:numPr>
-      </w:pPr>
-      <w:r>
-        <w:rPr>
-          <w:b/>
-          <w:bCs/>
-        </w:rPr>
-        <w:t>Probleem/Keuze:</w:t>
-      </w:r>
-      <w:r>
-        <w:t xml:space="preserve"> Ik moest een veilig wachtwoord kiezen voor de </w:t>
+        <w:rPr>
+          <w:lang w:val="en-US"/>
+        </w:rPr>
+      </w:pPr>
+      <w:r>
+        <w:rPr>
+          <w:b/>
+          <w:bCs/>
+          <w:lang w:val="en-US"/>
+        </w:rPr>
+        <w:t>Fout:</w:t>
+      </w:r>
+      <w:r>
+        <w:rPr>
+          <w:lang w:val="en-US"/>
+        </w:rPr>
+        <w:t xml:space="preserve"> Ik </w:t>
       </w:r>
       <w:proofErr w:type="spellStart"/>
       <w:r>
-        <w:t>MySQL</w:t>
+        <w:rPr>
+          <w:lang w:val="en-US"/>
+        </w:rPr>
+        <w:t>kreeg</w:t>
       </w:r>
       <w:proofErr w:type="spellEnd"/>
       <w:r>
-        <w:t xml:space="preserve"> root user.</w:t>
+        <w:rPr>
+          <w:lang w:val="en-US"/>
+        </w:rPr>
+        <w:t>: “</w:t>
+      </w:r>
+      <w:r>
+        <w:rPr>
+          <w:lang w:val="en-US"/>
+        </w:rPr>
+        <w:t>Error establishing a database connection</w:t>
+      </w:r>
+      <w:r>
+        <w:rPr>
+          <w:lang w:val="en-US"/>
+        </w:rPr>
+        <w:t>”</w:t>
+      </w:r>
+      <w:r>
+        <w:rPr>
+          <w:lang w:val="en-US"/>
+        </w:rPr>
+        <w:t xml:space="preserve"> in WordPress</w:t>
       </w:r>
     </w:p>
     <w:p>
@@ -583,160 +633,201 @@
           <w:ilvl w:val="0"/>
           <w:numId w:val="5"/>
         </w:numPr>
-        <w:rPr>
-          <w:lang w:val="en-US"/>
-        </w:rPr>
-      </w:pPr>
-      <w:r>
-        <w:rPr>
-          <w:b/>
-          <w:bCs/>
-          <w:lang w:val="en-US"/>
-        </w:rPr>
-        <w:t>Fout:</w:t>
-      </w:r>
-      <w:r>
-        <w:rPr>
-          <w:lang w:val="en-US"/>
-        </w:rPr>
-        <w:t xml:space="preserve"> (</w:t>
-      </w:r>
-      <w:proofErr w:type="spellStart"/>
-      <w:r>
-        <w:rPr>
-          <w:lang w:val="en-US"/>
-        </w:rPr>
-        <w:t>bv</w:t>
-      </w:r>
-      <w:proofErr w:type="spellEnd"/>
-      <w:r>
-        <w:rPr>
-          <w:lang w:val="en-US"/>
-        </w:rPr>
-        <w:t xml:space="preserve">. "Ik </w:t>
-      </w:r>
-      <w:proofErr w:type="spellStart"/>
-      <w:r>
-        <w:rPr>
-          <w:lang w:val="en-US"/>
-        </w:rPr>
-        <w:t>kreeg</w:t>
-      </w:r>
-      <w:proofErr w:type="spellEnd"/>
-      <w:r>
-        <w:rPr>
-          <w:lang w:val="en-US"/>
-        </w:rPr>
+      </w:pPr>
+      <w:r>
+        <w:rPr>
+          <w:b/>
+          <w:bCs/>
+        </w:rPr>
+        <w:t>Oplossing:</w:t>
+      </w:r>
+      <w:r>
         <w:t xml:space="preserve"> </w:t>
       </w:r>
-      <w:proofErr w:type="spellStart"/>
-      <w:r>
-        <w:rPr>
-          <w:lang w:val="en-US"/>
-        </w:rPr>
-        <w:t>een</w:t>
-      </w:r>
-      <w:proofErr w:type="spellEnd"/>
-      <w:r>
-        <w:rPr>
-          <w:lang w:val="en-US"/>
-        </w:rPr>
-        <w:t xml:space="preserve"> 'Error establishing a database connection' in WordPress").</w:t>
-      </w:r>
-    </w:p>
-    <w:p>
-      <w:pPr>
-        <w:numPr>
-          <w:ilvl w:val="0"/>
-          <w:numId w:val="5"/>
-        </w:numPr>
-      </w:pPr>
-      <w:r>
-        <w:rPr>
-          <w:b/>
-          <w:bCs/>
-        </w:rPr>
-        <w:t>Oplossing:</w:t>
-      </w:r>
-      <w:r>
-        <w:t xml:space="preserve"> (bv. "Ik bleek een typefout te hebben gemaakt in het </w:t>
-      </w:r>
-      <w:proofErr w:type="spellStart"/>
-      <w:r>
-        <w:t>wp-config.php</w:t>
-      </w:r>
-      <w:proofErr w:type="spellEnd"/>
-      <w:r>
-        <w:t xml:space="preserve"> bestand bij de database-naam. Ik heb dit aangepast via </w:t>
-      </w:r>
-      <w:proofErr w:type="spellStart"/>
-      <w:r>
-        <w:t>sudo</w:t>
-      </w:r>
-      <w:proofErr w:type="spellEnd"/>
-      <w:r>
-        <w:t xml:space="preserve"> </w:t>
-      </w:r>
-      <w:proofErr w:type="spellStart"/>
-      <w:r>
-        <w:t>nano</w:t>
-      </w:r>
-      <w:proofErr w:type="spellEnd"/>
-      <w:r>
-        <w:t>").</w:t>
-      </w:r>
-    </w:p>
-    <w:p>
-      <w:pPr>
-        <w:numPr>
-          <w:ilvl w:val="0"/>
-          <w:numId w:val="5"/>
-        </w:numPr>
-        <w:rPr>
-          <w:lang w:val="en-US"/>
-        </w:rPr>
-      </w:pPr>
-      <w:r>
-        <w:rPr>
-          <w:lang w:val="en-US"/>
-        </w:rPr>
-        <w:t>[Screenshot van wp-</w:t>
-      </w:r>
-      <w:proofErr w:type="spellStart"/>
-      <w:r>
-        <w:rPr>
-          <w:lang w:val="en-US"/>
-        </w:rPr>
-        <w:t>config.php</w:t>
-      </w:r>
-      <w:proofErr w:type="spellEnd"/>
-      <w:r>
-        <w:rPr>
-          <w:lang w:val="en-US"/>
-        </w:rPr>
-        <w:t xml:space="preserve"> of terminal </w:t>
-      </w:r>
-      <w:proofErr w:type="gramStart"/>
-      <w:r>
-        <w:rPr>
-          <w:lang w:val="en-US"/>
-        </w:rPr>
-        <w:t>commando's</w:t>
-      </w:r>
-      <w:proofErr w:type="gramEnd"/>
-      <w:r>
-        <w:rPr>
-          <w:lang w:val="en-US"/>
-        </w:rPr>
-        <w:t>]</w:t>
-      </w:r>
-    </w:p>
-    <w:p>
-      <w:r>
-        <w:rPr>
-          <w:b/>
-          <w:bCs/>
-        </w:rPr>
+      <w:r>
+        <w:t>Alles opnieuw geinstalleerd</w:t>
+      </w:r>
+    </w:p>
+    <w:p>
+      <w:pPr>
+        <w:ind w:left="360"/>
+      </w:pPr>
+      <w:r>
+        <w:lastRenderedPageBreak/>
+        <w:drawing>
+          <wp:inline distT="0" distB="0" distL="0" distR="0" wp14:anchorId="18FFDA09" wp14:editId="7D0340FA">
+            <wp:extent cx="5760720" cy="4139565"/>
+            <wp:effectExtent l="0" t="0" r="0" b="0"/>
+            <wp:docPr id="1429955335" name="Picture 1"/>
+            <wp:cNvGraphicFramePr>
+              <a:graphicFrameLocks xmlns:a="http://schemas.openxmlformats.org/drawingml/2006/main" noChangeAspect="1"/>
+            </wp:cNvGraphicFramePr>
+            <a:graphic xmlns:a="http://schemas.openxmlformats.org/drawingml/2006/main">
+              <a:graphicData uri="http://schemas.openxmlformats.org/drawingml/2006/picture">
+                <pic:pic xmlns:pic="http://schemas.openxmlformats.org/drawingml/2006/picture">
+                  <pic:nvPicPr>
+                    <pic:cNvPr id="1429955335" name=""/>
+                    <pic:cNvPicPr/>
+                  </pic:nvPicPr>
+                  <pic:blipFill>
+                    <a:blip r:embed="rId12"/>
+                    <a:stretch>
+                      <a:fillRect/>
+                    </a:stretch>
+                  </pic:blipFill>
+                  <pic:spPr>
+                    <a:xfrm>
+                      <a:off x="0" y="0"/>
+                      <a:ext cx="5760720" cy="4139565"/>
+                    </a:xfrm>
+                    <a:prstGeom prst="rect">
+                      <a:avLst/>
+                    </a:prstGeom>
+                  </pic:spPr>
+                </pic:pic>
+              </a:graphicData>
+            </a:graphic>
+          </wp:inline>
+        </w:drawing>
+      </w:r>
+    </w:p>
+    <w:p>
+      <w:pPr>
+        <w:rPr>
+          <w:b/>
+          <w:bCs/>
+        </w:rPr>
+      </w:pPr>
+      <w:r>
+        <w:rPr>
+          <w:b/>
+          <w:bCs/>
+        </w:rPr>
+        <w:drawing>
+          <wp:inline distT="0" distB="0" distL="0" distR="0" wp14:anchorId="6414B49F" wp14:editId="41DE87BF">
+            <wp:extent cx="5760720" cy="3697605"/>
+            <wp:effectExtent l="0" t="0" r="0" b="0"/>
+            <wp:docPr id="1080192349" name="Picture 1"/>
+            <wp:cNvGraphicFramePr>
+              <a:graphicFrameLocks xmlns:a="http://schemas.openxmlformats.org/drawingml/2006/main" noChangeAspect="1"/>
+            </wp:cNvGraphicFramePr>
+            <a:graphic xmlns:a="http://schemas.openxmlformats.org/drawingml/2006/main">
+              <a:graphicData uri="http://schemas.openxmlformats.org/drawingml/2006/picture">
+                <pic:pic xmlns:pic="http://schemas.openxmlformats.org/drawingml/2006/picture">
+                  <pic:nvPicPr>
+                    <pic:cNvPr id="1080192349" name=""/>
+                    <pic:cNvPicPr/>
+                  </pic:nvPicPr>
+                  <pic:blipFill>
+                    <a:blip r:embed="rId13"/>
+                    <a:stretch>
+                      <a:fillRect/>
+                    </a:stretch>
+                  </pic:blipFill>
+                  <pic:spPr>
+                    <a:xfrm>
+                      <a:off x="0" y="0"/>
+                      <a:ext cx="5760720" cy="3697605"/>
+                    </a:xfrm>
+                    <a:prstGeom prst="rect">
+                      <a:avLst/>
+                    </a:prstGeom>
+                  </pic:spPr>
+                </pic:pic>
+              </a:graphicData>
+            </a:graphic>
+          </wp:inline>
+        </w:drawing>
+      </w:r>
+    </w:p>
+    <w:p>
+      <w:pPr>
+        <w:rPr>
+          <w:b/>
+          <w:bCs/>
+        </w:rPr>
+      </w:pPr>
+    </w:p>
+    <w:p>
+      <w:pPr>
+        <w:rPr>
+          <w:b/>
+          <w:bCs/>
+        </w:rPr>
+      </w:pPr>
+    </w:p>
+    <w:p>
+      <w:pPr>
+        <w:rPr>
+          <w:b/>
+          <w:bCs/>
+        </w:rPr>
+      </w:pPr>
+      <w:r>
+        <w:rPr>
+          <w:b/>
+          <w:bCs/>
+        </w:rPr>
+        <w:lastRenderedPageBreak/>
+        <w:t>Wordpress is nu geinstallerd:</w:t>
+      </w:r>
+    </w:p>
+    <w:p>
+      <w:pPr>
+        <w:rPr>
+          <w:b/>
+          <w:bCs/>
+        </w:rPr>
+      </w:pPr>
+      <w:r>
+        <w:rPr>
+          <w:b/>
+          <w:bCs/>
+        </w:rPr>
+        <w:drawing>
+          <wp:inline distT="0" distB="0" distL="0" distR="0" wp14:anchorId="4942DB21" wp14:editId="4D91C585">
+            <wp:extent cx="5760720" cy="8411210"/>
+            <wp:effectExtent l="0" t="0" r="0" b="8890"/>
+            <wp:docPr id="2053613838" name="Picture 1"/>
+            <wp:cNvGraphicFramePr>
+              <a:graphicFrameLocks xmlns:a="http://schemas.openxmlformats.org/drawingml/2006/main" noChangeAspect="1"/>
+            </wp:cNvGraphicFramePr>
+            <a:graphic xmlns:a="http://schemas.openxmlformats.org/drawingml/2006/main">
+              <a:graphicData uri="http://schemas.openxmlformats.org/drawingml/2006/picture">
+                <pic:pic xmlns:pic="http://schemas.openxmlformats.org/drawingml/2006/picture">
+                  <pic:nvPicPr>
+                    <pic:cNvPr id="2053613838" name=""/>
+                    <pic:cNvPicPr/>
+                  </pic:nvPicPr>
+                  <pic:blipFill>
+                    <a:blip r:embed="rId14"/>
+                    <a:stretch>
+                      <a:fillRect/>
+                    </a:stretch>
+                  </pic:blipFill>
+                  <pic:spPr>
+                    <a:xfrm>
+                      <a:off x="0" y="0"/>
+                      <a:ext cx="5760720" cy="8411210"/>
+                    </a:xfrm>
+                    <a:prstGeom prst="rect">
+                      <a:avLst/>
+                    </a:prstGeom>
+                  </pic:spPr>
+                </pic:pic>
+              </a:graphicData>
+            </a:graphic>
+          </wp:inline>
+        </w:drawing>
+      </w:r>
+    </w:p>
+    <w:p>
+      <w:r>
+        <w:rPr>
+          <w:b/>
+          <w:bCs/>
+        </w:rPr>
+        <w:lastRenderedPageBreak/>
         <w:t>Reflectie WordPress:</w:t>
       </w:r>
     </w:p>
@@ -755,7 +846,13 @@
         <w:t>Anders aanpakken:</w:t>
       </w:r>
       <w:r>
-        <w:t xml:space="preserve"> (bv. Eerst goed lezen welke PHP-versie compatible is met de nieuwste WordPress voordat ik begin met installeren).</w:t>
+        <w:t xml:space="preserve"> </w:t>
+      </w:r>
+      <w:r>
+        <w:t xml:space="preserve">De tutorial goed checken want in </w:t>
+      </w:r>
+      <w:r>
+        <w:t>de eerste bron stond er dat ik geen PHP moest downloaden wat uiteindelijk wel het geval was.</w:t>
       </w:r>
     </w:p>
     <w:p>
@@ -773,31 +870,13 @@
         <w:t>Geleerd voor later:</w:t>
       </w:r>
       <w:r>
-        <w:t xml:space="preserve"> (bv. Het belang van bestandsrechten (</w:t>
-      </w:r>
-      <w:proofErr w:type="spellStart"/>
-      <w:r>
-        <w:t>chown</w:t>
-      </w:r>
-      <w:proofErr w:type="spellEnd"/>
-      <w:r>
-        <w:t>/</w:t>
-      </w:r>
-      <w:proofErr w:type="spellStart"/>
-      <w:r>
-        <w:t>chmod</w:t>
-      </w:r>
-      <w:proofErr w:type="spellEnd"/>
-      <w:r>
-        <w:t xml:space="preserve">). Ik snap nu dat als de server geen eigenaar is van de map, WordPress geen </w:t>
-      </w:r>
-      <w:proofErr w:type="spellStart"/>
-      <w:r>
-        <w:t>plugins</w:t>
-      </w:r>
-      <w:proofErr w:type="spellEnd"/>
-      <w:r>
-        <w:t xml:space="preserve"> kan installeren).</w:t>
+        <w:t xml:space="preserve"> </w:t>
+      </w:r>
+      <w:r>
+        <w:t xml:space="preserve">Dat het belangrijk is </w:t>
+      </w:r>
+      <w:r>
+        <w:t>om bestandrechten juist in te stellen, anders kan de server niet aan de bestanden.</w:t>
       </w:r>
     </w:p>
     <w:p/>
@@ -2331,6 +2410,7 @@
   <w:style w:type="character" w:default="1" w:styleId="DefaultParagraphFont">
     <w:name w:val="Default Paragraph Font"/>
     <w:uiPriority w:val="1"/>
+    <w:semiHidden/>
     <w:unhideWhenUsed/>
   </w:style>
   <w:style w:type="table" w:default="1" w:styleId="TableNormal">
@@ -3192,20 +3272,20 @@
 </file>
 
 <file path=customXml/item2.xml><?xml version="1.0" encoding="utf-8"?>
+<p:properties xmlns:p="http://schemas.microsoft.com/office/2006/metadata/properties" xmlns:xsi="http://www.w3.org/2001/XMLSchema-instance" xmlns:pc="http://schemas.microsoft.com/office/infopath/2007/PartnerControls">
+  <documentManagement>
+    <_activity xmlns="cb619299-245e-4998-8eac-b9679c8307d4" xsi:nil="true"/>
+  </documentManagement>
+</p:properties>
+</file>
+
+<file path=customXml/item3.xml><?xml version="1.0" encoding="utf-8"?>
 <?mso-contentType ?>
 <FormTemplates xmlns="http://schemas.microsoft.com/sharepoint/v3/contenttype/forms">
   <Display>DocumentLibraryForm</Display>
   <Edit>DocumentLibraryForm</Edit>
   <New>DocumentLibraryForm</New>
 </FormTemplates>
-</file>
-
-<file path=customXml/item3.xml><?xml version="1.0" encoding="utf-8"?>
-<p:properties xmlns:p="http://schemas.microsoft.com/office/2006/metadata/properties" xmlns:xsi="http://www.w3.org/2001/XMLSchema-instance" xmlns:pc="http://schemas.microsoft.com/office/infopath/2007/PartnerControls">
-  <documentManagement>
-    <_activity xmlns="cb619299-245e-4998-8eac-b9679c8307d4" xsi:nil="true"/>
-  </documentManagement>
-</p:properties>
 </file>
 
 <file path=customXml/itemProps1.xml><?xml version="1.0" encoding="utf-8"?>
@@ -3227,14 +3307,6 @@
 </file>
 
 <file path=customXml/itemProps2.xml><?xml version="1.0" encoding="utf-8"?>
-<ds:datastoreItem xmlns:ds="http://schemas.openxmlformats.org/officeDocument/2006/customXml" ds:itemID="{DF98307C-E6C6-43D7-92B8-A0115977092C}">
-  <ds:schemaRefs>
-    <ds:schemaRef ds:uri="http://schemas.microsoft.com/sharepoint/v3/contenttype/forms"/>
-  </ds:schemaRefs>
-</ds:datastoreItem>
-</file>
-
-<file path=customXml/itemProps3.xml><?xml version="1.0" encoding="utf-8"?>
 <ds:datastoreItem xmlns:ds="http://schemas.openxmlformats.org/officeDocument/2006/customXml" ds:itemID="{98B4A804-D365-444D-8AD3-7C7F70CA7647}">
   <ds:schemaRefs>
     <ds:schemaRef ds:uri="http://schemas.microsoft.com/office/2006/metadata/properties"/>
@@ -3242,4 +3314,12 @@
     <ds:schemaRef ds:uri="cb619299-245e-4998-8eac-b9679c8307d4"/>
   </ds:schemaRefs>
 </ds:datastoreItem>
+</file>
+
+<file path=customXml/itemProps3.xml><?xml version="1.0" encoding="utf-8"?>
+<ds:datastoreItem xmlns:ds="http://schemas.openxmlformats.org/officeDocument/2006/customXml" ds:itemID="{DF98307C-E6C6-43D7-92B8-A0115977092C}">
+  <ds:schemaRefs>
+    <ds:schemaRef ds:uri="http://schemas.microsoft.com/sharepoint/v3/contenttype/forms"/>
+  </ds:schemaRefs>
+</ds:datastoreItem>
 </file>